--- a/Android Sample UIs.docx
+++ b/Android Sample UIs.docx
@@ -21,6 +21,7 @@
         <w:rPr>
           <w:b/>
           <w:bCs/>
+          <w:noProof/>
           <w:lang w:val="ru-RU"/>
         </w:rPr>
         <w:drawing>
@@ -47,7 +48,7 @@
                     <pic:cNvPicPr/>
                   </pic:nvPicPr>
                   <pic:blipFill>
-                    <a:blip r:embed="rId4">
+                    <a:blip r:embed="rId5">
                       <a:extLst>
                         <a:ext uri="{28A0092B-C50C-407E-A947-70E740481C1C}">
                           <a14:useLocalDpi xmlns:a14="http://schemas.microsoft.com/office/drawing/2010/main" val="0"/>
@@ -96,6 +97,228 @@
           <w:lang w:val="en-US"/>
         </w:rPr>
       </w:pPr>
+      <w:r>
+        <w:lastRenderedPageBreak/>
+        <w:drawing>
+          <wp:inline distT="0" distB="0" distL="0" distR="0" wp14:anchorId="254AEA85" wp14:editId="4F612E61">
+            <wp:extent cx="5731510" cy="3184525"/>
+            <wp:effectExtent l="114300" t="101600" r="123190" b="130175"/>
+            <wp:docPr id="1498441156" name="Picture 1" descr="A group of red green and blue bars with numbers&#10;&#10;AI-generated content may be incorrect."/>
+            <wp:cNvGraphicFramePr>
+              <a:graphicFrameLocks xmlns:a="http://schemas.openxmlformats.org/drawingml/2006/main" noChangeAspect="1"/>
+            </wp:cNvGraphicFramePr>
+            <a:graphic xmlns:a="http://schemas.openxmlformats.org/drawingml/2006/main">
+              <a:graphicData uri="http://schemas.openxmlformats.org/drawingml/2006/picture">
+                <pic:pic xmlns:pic="http://schemas.openxmlformats.org/drawingml/2006/picture">
+                  <pic:nvPicPr>
+                    <pic:cNvPr id="1498441156" name="Picture 1" descr="A group of red green and blue bars with numbers&#10;&#10;AI-generated content may be incorrect."/>
+                    <pic:cNvPicPr/>
+                  </pic:nvPicPr>
+                  <pic:blipFill>
+                    <a:blip r:embed="rId6"/>
+                    <a:stretch>
+                      <a:fillRect/>
+                    </a:stretch>
+                  </pic:blipFill>
+                  <pic:spPr>
+                    <a:xfrm>
+                      <a:off x="0" y="0"/>
+                      <a:ext cx="5731510" cy="3184525"/>
+                    </a:xfrm>
+                    <a:prstGeom prst="rect">
+                      <a:avLst/>
+                    </a:prstGeom>
+                    <a:solidFill>
+                      <a:srgbClr val="FFFFFF">
+                        <a:shade val="85000"/>
+                      </a:srgbClr>
+                    </a:solidFill>
+                    <a:ln w="88900" cap="sq">
+                      <a:solidFill>
+                        <a:srgbClr val="FFFFFF"/>
+                      </a:solidFill>
+                      <a:miter lim="800000"/>
+                    </a:ln>
+                    <a:effectLst>
+                      <a:outerShdw blurRad="55000" dist="18000" dir="5400000" algn="tl" rotWithShape="0">
+                        <a:srgbClr val="000000">
+                          <a:alpha val="40000"/>
+                        </a:srgbClr>
+                      </a:outerShdw>
+                    </a:effectLst>
+                    <a:scene3d>
+                      <a:camera prst="orthographicFront"/>
+                      <a:lightRig rig="twoPt" dir="t">
+                        <a:rot lat="0" lon="0" rev="7200000"/>
+                      </a:lightRig>
+                    </a:scene3d>
+                    <a:sp3d>
+                      <a:bevelT w="25400" h="19050"/>
+                      <a:contourClr>
+                        <a:srgbClr val="FFFFFF"/>
+                      </a:contourClr>
+                    </a:sp3d>
+                  </pic:spPr>
+                </pic:pic>
+              </a:graphicData>
+            </a:graphic>
+          </wp:inline>
+        </w:drawing>
+      </w:r>
+      <w:r>
+        <w:rPr>
+          <w:b/>
+          <w:bCs/>
+          <w:lang w:val="en-US"/>
+        </w:rPr>
+        <w:drawing>
+          <wp:inline distT="0" distB="0" distL="0" distR="0" wp14:anchorId="72C099C0" wp14:editId="234DB160">
+            <wp:extent cx="5731510" cy="3360420"/>
+            <wp:effectExtent l="101600" t="76200" r="110490" b="106680"/>
+            <wp:docPr id="2045585144" name="Picture 1" descr="A black circle with numbers and a red circle&#10;&#10;AI-generated content may be incorrect."/>
+            <wp:cNvGraphicFramePr>
+              <a:graphicFrameLocks xmlns:a="http://schemas.openxmlformats.org/drawingml/2006/main" noChangeAspect="1"/>
+            </wp:cNvGraphicFramePr>
+            <a:graphic xmlns:a="http://schemas.openxmlformats.org/drawingml/2006/main">
+              <a:graphicData uri="http://schemas.openxmlformats.org/drawingml/2006/picture">
+                <pic:pic xmlns:pic="http://schemas.openxmlformats.org/drawingml/2006/picture">
+                  <pic:nvPicPr>
+                    <pic:cNvPr id="2045585144" name="Picture 1" descr="A black circle with numbers and a red circle&#10;&#10;AI-generated content may be incorrect."/>
+                    <pic:cNvPicPr/>
+                  </pic:nvPicPr>
+                  <pic:blipFill>
+                    <a:blip r:embed="rId7"/>
+                    <a:stretch>
+                      <a:fillRect/>
+                    </a:stretch>
+                  </pic:blipFill>
+                  <pic:spPr>
+                    <a:xfrm>
+                      <a:off x="0" y="0"/>
+                      <a:ext cx="5731510" cy="3360420"/>
+                    </a:xfrm>
+                    <a:prstGeom prst="rect">
+                      <a:avLst/>
+                    </a:prstGeom>
+                    <a:solidFill>
+                      <a:srgbClr val="FFFFFF">
+                        <a:shade val="85000"/>
+                      </a:srgbClr>
+                    </a:solidFill>
+                    <a:ln w="88900" cap="sq">
+                      <a:solidFill>
+                        <a:srgbClr val="FFFFFF"/>
+                      </a:solidFill>
+                      <a:miter lim="800000"/>
+                    </a:ln>
+                    <a:effectLst>
+                      <a:outerShdw blurRad="55000" dist="18000" dir="5400000" algn="tl" rotWithShape="0">
+                        <a:srgbClr val="000000">
+                          <a:alpha val="40000"/>
+                        </a:srgbClr>
+                      </a:outerShdw>
+                    </a:effectLst>
+                    <a:scene3d>
+                      <a:camera prst="orthographicFront"/>
+                      <a:lightRig rig="twoPt" dir="t">
+                        <a:rot lat="0" lon="0" rev="7200000"/>
+                      </a:lightRig>
+                    </a:scene3d>
+                    <a:sp3d>
+                      <a:bevelT w="25400" h="19050"/>
+                      <a:contourClr>
+                        <a:srgbClr val="FFFFFF"/>
+                      </a:contourClr>
+                    </a:sp3d>
+                  </pic:spPr>
+                </pic:pic>
+              </a:graphicData>
+            </a:graphic>
+          </wp:inline>
+        </w:drawing>
+      </w:r>
+    </w:p>
+    <w:p>
+      <w:pPr>
+        <w:rPr>
+          <w:b/>
+          <w:bCs/>
+          <w:lang w:val="en-US"/>
+        </w:rPr>
+      </w:pPr>
+      <w:r>
+        <w:rPr>
+          <w:b/>
+          <w:bCs/>
+          <w:lang w:val="en-US"/>
+        </w:rPr>
+        <w:lastRenderedPageBreak/>
+        <w:drawing>
+          <wp:inline distT="0" distB="0" distL="0" distR="0" wp14:anchorId="1BA6EF89" wp14:editId="02B59D05">
+            <wp:extent cx="5731510" cy="3694430"/>
+            <wp:effectExtent l="114300" t="88900" r="123190" b="128270"/>
+            <wp:docPr id="1126122219" name="Picture 1"/>
+            <wp:cNvGraphicFramePr>
+              <a:graphicFrameLocks xmlns:a="http://schemas.openxmlformats.org/drawingml/2006/main" noChangeAspect="1"/>
+            </wp:cNvGraphicFramePr>
+            <a:graphic xmlns:a="http://schemas.openxmlformats.org/drawingml/2006/main">
+              <a:graphicData uri="http://schemas.openxmlformats.org/drawingml/2006/picture">
+                <pic:pic xmlns:pic="http://schemas.openxmlformats.org/drawingml/2006/picture">
+                  <pic:nvPicPr>
+                    <pic:cNvPr id="1126122219" name=""/>
+                    <pic:cNvPicPr/>
+                  </pic:nvPicPr>
+                  <pic:blipFill>
+                    <a:blip r:embed="rId8"/>
+                    <a:stretch>
+                      <a:fillRect/>
+                    </a:stretch>
+                  </pic:blipFill>
+                  <pic:spPr>
+                    <a:xfrm>
+                      <a:off x="0" y="0"/>
+                      <a:ext cx="5731510" cy="3694430"/>
+                    </a:xfrm>
+                    <a:prstGeom prst="rect">
+                      <a:avLst/>
+                    </a:prstGeom>
+                    <a:solidFill>
+                      <a:srgbClr val="FFFFFF">
+                        <a:shade val="85000"/>
+                      </a:srgbClr>
+                    </a:solidFill>
+                    <a:ln w="88900" cap="sq">
+                      <a:solidFill>
+                        <a:srgbClr val="FFFFFF"/>
+                      </a:solidFill>
+                      <a:miter lim="800000"/>
+                    </a:ln>
+                    <a:effectLst>
+                      <a:outerShdw blurRad="55000" dist="18000" dir="5400000" algn="tl" rotWithShape="0">
+                        <a:srgbClr val="000000">
+                          <a:alpha val="40000"/>
+                        </a:srgbClr>
+                      </a:outerShdw>
+                    </a:effectLst>
+                    <a:scene3d>
+                      <a:camera prst="orthographicFront"/>
+                      <a:lightRig rig="twoPt" dir="t">
+                        <a:rot lat="0" lon="0" rev="7200000"/>
+                      </a:lightRig>
+                    </a:scene3d>
+                    <a:sp3d>
+                      <a:bevelT w="25400" h="19050"/>
+                      <a:contourClr>
+                        <a:srgbClr val="FFFFFF"/>
+                      </a:contourClr>
+                    </a:sp3d>
+                  </pic:spPr>
+                </pic:pic>
+              </a:graphicData>
+            </a:graphic>
+          </wp:inline>
+        </w:drawing>
+      </w:r>
     </w:p>
     <w:sectPr>
       <w:pgSz w:w="11906" w:h="16838"/>
@@ -1340,4 +1563,16 @@
     </a:ext>
   </a:extLst>
 </a:theme>
+</file>
+
+<file path=customXml/item1.xml><?xml version="1.0" encoding="utf-8"?>
+<b:Sources xmlns:b="http://schemas.openxmlformats.org/officeDocument/2006/bibliography" xmlns="http://schemas.openxmlformats.org/officeDocument/2006/bibliography" SelectedStyle="/APASixthEditionOfficeOnline.xsl" StyleName="APA" Version="6"/>
+</file>
+
+<file path=customXml/itemProps1.xml><?xml version="1.0" encoding="utf-8"?>
+<ds:datastoreItem xmlns:ds="http://schemas.openxmlformats.org/officeDocument/2006/customXml" ds:itemID="{EB59847E-B99A-9D45-B195-FCB379575BCD}">
+  <ds:schemaRefs>
+    <ds:schemaRef ds:uri="http://schemas.openxmlformats.org/officeDocument/2006/bibliography"/>
+  </ds:schemaRefs>
+</ds:datastoreItem>
 </file>
--- a/Android Sample UIs.docx
+++ b/Android Sample UIs.docx
@@ -98,6 +98,9 @@
         </w:rPr>
       </w:pPr>
       <w:r>
+        <w:rPr>
+          <w:noProof/>
+        </w:rPr>
         <w:lastRenderedPageBreak/>
         <w:drawing>
           <wp:inline distT="0" distB="0" distL="0" distR="0" wp14:anchorId="254AEA85" wp14:editId="4F612E61">
@@ -169,6 +172,7 @@
         <w:rPr>
           <w:b/>
           <w:bCs/>
+          <w:noProof/>
           <w:lang w:val="en-US"/>
         </w:rPr>
         <w:drawing>
@@ -246,6 +250,15 @@
           <w:lang w:val="en-US"/>
         </w:rPr>
       </w:pPr>
+    </w:p>
+    <w:p>
+      <w:pPr>
+        <w:rPr>
+          <w:b/>
+          <w:bCs/>
+          <w:lang w:val="en-US"/>
+        </w:rPr>
+      </w:pPr>
       <w:r>
         <w:rPr>
           <w:b/>
@@ -253,6 +266,87 @@
           <w:lang w:val="en-US"/>
         </w:rPr>
         <w:lastRenderedPageBreak/>
+        <w:drawing>
+          <wp:inline distT="0" distB="0" distL="0" distR="0" wp14:anchorId="6EF80263" wp14:editId="4A47A041">
+            <wp:extent cx="5731510" cy="3843020"/>
+            <wp:effectExtent l="177800" t="165100" r="173990" b="170180"/>
+            <wp:docPr id="1741228569" name="Picture 1"/>
+            <wp:cNvGraphicFramePr>
+              <a:graphicFrameLocks xmlns:a="http://schemas.openxmlformats.org/drawingml/2006/main" noChangeAspect="1"/>
+            </wp:cNvGraphicFramePr>
+            <a:graphic xmlns:a="http://schemas.openxmlformats.org/drawingml/2006/main">
+              <a:graphicData uri="http://schemas.openxmlformats.org/drawingml/2006/picture">
+                <pic:pic xmlns:pic="http://schemas.openxmlformats.org/drawingml/2006/picture">
+                  <pic:nvPicPr>
+                    <pic:cNvPr id="1741228569" name=""/>
+                    <pic:cNvPicPr/>
+                  </pic:nvPicPr>
+                  <pic:blipFill>
+                    <a:blip r:embed="rId8"/>
+                    <a:stretch>
+                      <a:fillRect/>
+                    </a:stretch>
+                  </pic:blipFill>
+                  <pic:spPr>
+                    <a:xfrm>
+                      <a:off x="0" y="0"/>
+                      <a:ext cx="5731510" cy="3843020"/>
+                    </a:xfrm>
+                    <a:prstGeom prst="rect">
+                      <a:avLst/>
+                    </a:prstGeom>
+                    <a:solidFill>
+                      <a:srgbClr val="FFFFFF">
+                        <a:shade val="85000"/>
+                      </a:srgbClr>
+                    </a:solidFill>
+                    <a:ln w="190500" cap="rnd">
+                      <a:solidFill>
+                        <a:srgbClr val="FFFFFF"/>
+                      </a:solidFill>
+                    </a:ln>
+                    <a:effectLst>
+                      <a:outerShdw blurRad="50000" algn="tl" rotWithShape="0">
+                        <a:srgbClr val="000000">
+                          <a:alpha val="41000"/>
+                        </a:srgbClr>
+                      </a:outerShdw>
+                    </a:effectLst>
+                    <a:scene3d>
+                      <a:camera prst="orthographicFront"/>
+                      <a:lightRig rig="twoPt" dir="t">
+                        <a:rot lat="0" lon="0" rev="7800000"/>
+                      </a:lightRig>
+                    </a:scene3d>
+                    <a:sp3d contourW="6350">
+                      <a:bevelT w="50800" h="16510"/>
+                      <a:contourClr>
+                        <a:srgbClr val="C0C0C0"/>
+                      </a:contourClr>
+                    </a:sp3d>
+                  </pic:spPr>
+                </pic:pic>
+              </a:graphicData>
+            </a:graphic>
+          </wp:inline>
+        </w:drawing>
+      </w:r>
+    </w:p>
+    <w:p>
+      <w:pPr>
+        <w:rPr>
+          <w:b/>
+          <w:bCs/>
+          <w:lang w:val="en-US"/>
+        </w:rPr>
+      </w:pPr>
+      <w:r>
+        <w:rPr>
+          <w:b/>
+          <w:bCs/>
+          <w:noProof/>
+          <w:lang w:val="en-US"/>
+        </w:rPr>
         <w:drawing>
           <wp:inline distT="0" distB="0" distL="0" distR="0" wp14:anchorId="1BA6EF89" wp14:editId="02B59D05">
             <wp:extent cx="5731510" cy="3694430"/>
@@ -269,7 +363,7 @@
                     <pic:cNvPicPr/>
                   </pic:nvPicPr>
                   <pic:blipFill>
-                    <a:blip r:embed="rId8"/>
+                    <a:blip r:embed="rId9"/>
                     <a:stretch>
                       <a:fillRect/>
                     </a:stretch>
